--- a/YazdNegar/Templates/MeUniversity/19_EnglishAbstract.docx
+++ b/YazdNegar/Templates/MeUniversity/19_EnglishAbstract.docx
@@ -29,6 +29,7 @@
       <w:sdtPr>
         <w:tag w:val="_field_Abstract_En"/>
         <w:id w:val="-248497253"/>
+        <w:showingPlcHdr/>
         <w:placeholder>
           <w:docPart w:val="442B968BA05349C4B60B296545D070A6"/>
         </w:placeholder>
@@ -78,6 +79,7 @@
         <w:sdtPr>
           <w:tag w:val="_field_Keywords_En"/>
           <w:id w:val="-1357578483"/>
+          <w:showingPlcHdr/>
           <w:placeholder>
             <w:docPart w:val="33BE7C6498AC4CCC95D1148163C196B5"/>
           </w:placeholder>
